--- a/docs/passport/labScaner - Технический паспорт 2026-10-03.docx
+++ b/docs/passport/labScaner - Технический паспорт 2026-10-03.docx
@@ -199,7 +199,7 @@
               <w:jc w:val="center"/>
             </w:pPr>
             <w:r>
-              <w:t xml:space="preserve">На 30 листах</w:t>
+              <w:t xml:space="preserve">На 31 листах</w:t>
             </w:r>
           </w:p>
         </w:tc>
@@ -1497,7 +1497,7 @@
                 <w:rStyle w:val="af3"/>
                 <w:noProof/>
               </w:rPr>
-              <w:t xml:space="preserve">Разбор темы письма</w:t>
+              <w:t xml:space="preserve">Отбор писем в рабочем ящике</w:t>
             </w:r>
             <w:r>
               <w:rPr>
@@ -1571,7 +1571,7 @@
                 <w:rStyle w:val="af3"/>
                 <w:noProof/>
               </w:rPr>
-              <w:t xml:space="preserve">Несколько работ в одном письме</w:t>
+              <w:t xml:space="preserve">Разбор темы письма</w:t>
             </w:r>
             <w:r>
               <w:rPr>
@@ -1625,7 +1625,7 @@
               <w:tab w:val="right" w:leader="dot" w:pos="9911"/>
             </w:tabs>
           </w:pPr>
-          <w:hyperlink w:anchor="_Toc00001027" w:history="1">
+          <w:hyperlink w:anchor="_Toc00001026" w:history="1">
             <w:r>
               <w:rPr>
                 <w:rStyle w:val="af3"/>
@@ -1645,7 +1645,7 @@
                 <w:rStyle w:val="af3"/>
                 <w:noProof/>
               </w:rPr>
-              <w:t xml:space="preserve">Хранение файлов на Яндекс Диске</w:t>
+              <w:t xml:space="preserve">Несколько работ в одном письме</w:t>
             </w:r>
             <w:r>
               <w:rPr>
@@ -1666,7 +1666,7 @@
                 <w:noProof/>
                 <w:webHidden/>
               </w:rPr>
-              <w:instrText xml:space="preserve"> PAGEREF _Toc00001027 \h </w:instrText>
+              <w:instrText xml:space="preserve"> PAGEREF _Toc00001026 \h </w:instrText>
             </w:r>
             <w:r>
               <w:rPr>
@@ -1719,7 +1719,7 @@
                 <w:rStyle w:val="af3"/>
                 <w:noProof/>
               </w:rPr>
-              <w:t xml:space="preserve">Задания и перечень работ</w:t>
+              <w:t xml:space="preserve">Хранение файлов на Яндекс Диске</w:t>
             </w:r>
             <w:r>
               <w:rPr>
@@ -1793,7 +1793,7 @@
                 <w:rStyle w:val="af3"/>
                 <w:noProof/>
               </w:rPr>
-              <w:t xml:space="preserve">Извлечение текста и ИИ-проверка</w:t>
+              <w:t xml:space="preserve">Задания и перечень работ</w:t>
             </w:r>
             <w:r>
               <w:rPr>
@@ -1828,7 +1828,7 @@
                 <w:noProof/>
                 <w:webHidden/>
               </w:rPr>
-              <w:t>16</w:t>
+              <w:t>17</w:t>
             </w:r>
             <w:r>
               <w:rPr>
@@ -1867,7 +1867,7 @@
                 <w:rStyle w:val="af3"/>
                 <w:noProof/>
               </w:rPr>
-              <w:t xml:space="preserve">Журнал группы и решение преподавателя</w:t>
+              <w:t xml:space="preserve">Извлечение текста и ИИ-проверка</w:t>
             </w:r>
             <w:r>
               <w:rPr>
@@ -1902,7 +1902,7 @@
                 <w:noProof/>
                 <w:webHidden/>
               </w:rPr>
-              <w:t>17</w:t>
+              <w:t>18</w:t>
             </w:r>
             <w:r>
               <w:rPr>
@@ -1921,7 +1921,7 @@
               <w:tab w:val="right" w:leader="dot" w:pos="9911"/>
             </w:tabs>
           </w:pPr>
-          <w:hyperlink w:anchor="_Toc00001032" w:history="1">
+          <w:hyperlink w:anchor="_Toc00001031" w:history="1">
             <w:r>
               <w:rPr>
                 <w:rStyle w:val="af3"/>
@@ -1941,7 +1941,7 @@
                 <w:rStyle w:val="af3"/>
                 <w:noProof/>
               </w:rPr>
-              <w:t xml:space="preserve">Дедлайны и автоматы</w:t>
+              <w:t xml:space="preserve">Журнал группы и решение преподавателя</w:t>
             </w:r>
             <w:r>
               <w:rPr>
@@ -1962,7 +1962,7 @@
                 <w:noProof/>
                 <w:webHidden/>
               </w:rPr>
-              <w:instrText xml:space="preserve"> PAGEREF _Toc00001032 \h </w:instrText>
+              <w:instrText xml:space="preserve"> PAGEREF _Toc00001031 \h </w:instrText>
             </w:r>
             <w:r>
               <w:rPr>
@@ -1976,7 +1976,7 @@
                 <w:noProof/>
                 <w:webHidden/>
               </w:rPr>
-              <w:t>18</w:t>
+              <w:t>19</w:t>
             </w:r>
             <w:r>
               <w:rPr>
@@ -2015,7 +2015,7 @@
                 <w:rStyle w:val="af3"/>
                 <w:noProof/>
               </w:rPr>
-              <w:t xml:space="preserve">Уведомления студентам</w:t>
+              <w:t xml:space="preserve">Дедлайны и автоматы</w:t>
             </w:r>
             <w:r>
               <w:rPr>
@@ -2050,7 +2050,7 @@
                 <w:noProof/>
                 <w:webHidden/>
               </w:rPr>
-              <w:t>19</w:t>
+              <w:t>20</w:t>
             </w:r>
             <w:r>
               <w:rPr>
@@ -2089,6 +2089,80 @@
                 <w:rStyle w:val="af3"/>
                 <w:noProof/>
               </w:rPr>
+              <w:t xml:space="preserve">Уведомления студентам</w:t>
+            </w:r>
+            <w:r>
+              <w:rPr>
+                <w:noProof/>
+                <w:webHidden/>
+              </w:rPr>
+              <w:tab/>
+            </w:r>
+            <w:r>
+              <w:rPr>
+                <w:noProof/>
+                <w:webHidden/>
+              </w:rPr>
+              <w:fldChar w:fldCharType="begin"/>
+            </w:r>
+            <w:r>
+              <w:rPr>
+                <w:noProof/>
+                <w:webHidden/>
+              </w:rPr>
+              <w:instrText xml:space="preserve"> PAGEREF _Toc00001034 \h </w:instrText>
+            </w:r>
+            <w:r>
+              <w:rPr>
+                <w:noProof/>
+                <w:webHidden/>
+              </w:rPr>
+              <w:fldChar w:fldCharType="separate"/>
+            </w:r>
+            <w:r>
+              <w:rPr>
+                <w:noProof/>
+                <w:webHidden/>
+              </w:rPr>
+              <w:t>20</w:t>
+            </w:r>
+            <w:r>
+              <w:rPr>
+                <w:noProof/>
+                <w:webHidden/>
+              </w:rPr>
+              <w:fldChar w:fldCharType="end"/>
+            </w:r>
+          </w:hyperlink>
+        </w:p>
+        <w:p>
+          <w:pPr>
+            <w:pStyle w:val="32"/>
+            <w:tabs>
+              <w:tab w:val="left" w:pos="1320"/>
+              <w:tab w:val="right" w:leader="dot" w:pos="9911"/>
+            </w:tabs>
+          </w:pPr>
+          <w:hyperlink w:anchor="_Toc00001035" w:history="1">
+            <w:r>
+              <w:rPr>
+                <w:rStyle w:val="af3"/>
+                <w:noProof/>
+              </w:rPr>
+              <w:t>2.3.11</w:t>
+            </w:r>
+            <w:r>
+              <w:rPr>
+                <w:noProof/>
+                <w:webHidden/>
+              </w:rPr>
+              <w:tab/>
+            </w:r>
+            <w:r>
+              <w:rPr>
+                <w:rStyle w:val="af3"/>
+                <w:noProof/>
+              </w:rPr>
               <w:t xml:space="preserve">Журналы Системы</w:t>
             </w:r>
             <w:r>
@@ -2110,7 +2184,7 @@
                 <w:noProof/>
                 <w:webHidden/>
               </w:rPr>
-              <w:instrText xml:space="preserve"> PAGEREF _Toc00001034 \h </w:instrText>
+              <w:instrText xml:space="preserve"> PAGEREF _Toc00001035 \h </w:instrText>
             </w:r>
             <w:r>
               <w:rPr>
@@ -2124,7 +2198,7 @@
                 <w:noProof/>
                 <w:webHidden/>
               </w:rPr>
-              <w:t>19</w:t>
+              <w:t>21</w:t>
             </w:r>
             <w:r>
               <w:rPr>
@@ -2143,7 +2217,7 @@
               <w:tab w:val="right" w:leader="dot" w:pos="9911"/>
             </w:tabs>
           </w:pPr>
-          <w:hyperlink w:anchor="_Toc00001036" w:history="1">
+          <w:hyperlink w:anchor="_Toc00001037" w:history="1">
             <w:r>
               <w:rPr>
                 <w:rStyle w:val="af3"/>
@@ -2184,7 +2258,7 @@
                 <w:noProof/>
                 <w:webHidden/>
               </w:rPr>
-              <w:instrText xml:space="preserve"> PAGEREF _Toc00001036 \h </w:instrText>
+              <w:instrText xml:space="preserve"> PAGEREF _Toc00001037 \h </w:instrText>
             </w:r>
             <w:r>
               <w:rPr>
@@ -2198,7 +2272,7 @@
                 <w:noProof/>
                 <w:webHidden/>
               </w:rPr>
-              <w:t>20</w:t>
+              <w:t>21</w:t>
             </w:r>
             <w:r>
               <w:rPr>
@@ -2217,7 +2291,7 @@
               <w:tab w:val="right" w:leader="dot" w:pos="9911"/>
             </w:tabs>
           </w:pPr>
-          <w:hyperlink w:anchor="_Toc00001038" w:history="1">
+          <w:hyperlink w:anchor="_Toc00001039" w:history="1">
             <w:r>
               <w:rPr>
                 <w:rStyle w:val="af3"/>
@@ -2258,7 +2332,7 @@
                 <w:noProof/>
                 <w:webHidden/>
               </w:rPr>
-              <w:instrText xml:space="preserve"> PAGEREF _Toc00001038 \h </w:instrText>
+              <w:instrText xml:space="preserve"> PAGEREF _Toc00001039 \h </w:instrText>
             </w:r>
             <w:r>
               <w:rPr>
@@ -2272,7 +2346,7 @@
                 <w:noProof/>
                 <w:webHidden/>
               </w:rPr>
-              <w:t>21</w:t>
+              <w:t>22</w:t>
             </w:r>
             <w:r>
               <w:rPr>
@@ -2291,7 +2365,7 @@
               <w:tab w:val="right" w:leader="dot" w:pos="9911"/>
             </w:tabs>
           </w:pPr>
-          <w:hyperlink w:anchor="_Toc00001040" w:history="1">
+          <w:hyperlink w:anchor="_Toc00001041" w:history="1">
             <w:r>
               <w:rPr>
                 <w:rStyle w:val="af3"/>
@@ -2332,7 +2406,7 @@
                 <w:noProof/>
                 <w:webHidden/>
               </w:rPr>
-              <w:instrText xml:space="preserve"> PAGEREF _Toc00001040 \h </w:instrText>
+              <w:instrText xml:space="preserve"> PAGEREF _Toc00001041 \h </w:instrText>
             </w:r>
             <w:r>
               <w:rPr>
@@ -2346,7 +2420,7 @@
                 <w:noProof/>
                 <w:webHidden/>
               </w:rPr>
-              <w:t>22</w:t>
+              <w:t>23</w:t>
             </w:r>
             <w:r>
               <w:rPr>
@@ -2365,7 +2439,7 @@
               <w:tab w:val="right" w:leader="dot" w:pos="9911"/>
             </w:tabs>
           </w:pPr>
-          <w:hyperlink w:anchor="_Toc00001042" w:history="1">
+          <w:hyperlink w:anchor="_Toc00001043" w:history="1">
             <w:r>
               <w:rPr>
                 <w:rStyle w:val="af3"/>
@@ -2406,7 +2480,7 @@
                 <w:noProof/>
                 <w:webHidden/>
               </w:rPr>
-              <w:instrText xml:space="preserve"> PAGEREF _Toc00001042 \h </w:instrText>
+              <w:instrText xml:space="preserve"> PAGEREF _Toc00001043 \h </w:instrText>
             </w:r>
             <w:r>
               <w:rPr>
@@ -2420,81 +2494,7 @@
                 <w:noProof/>
                 <w:webHidden/>
               </w:rPr>
-              <w:t>22</w:t>
-            </w:r>
-            <w:r>
-              <w:rPr>
-                <w:noProof/>
-                <w:webHidden/>
-              </w:rPr>
-              <w:fldChar w:fldCharType="end"/>
-            </w:r>
-          </w:hyperlink>
-        </w:p>
-        <w:p>
-          <w:pPr>
-            <w:pStyle w:val="24"/>
-            <w:tabs>
-              <w:tab w:val="left" w:pos="880"/>
-              <w:tab w:val="right" w:leader="dot" w:pos="9911"/>
-            </w:tabs>
-          </w:pPr>
-          <w:hyperlink w:anchor="_Toc00001044" w:history="1">
-            <w:r>
-              <w:rPr>
-                <w:rStyle w:val="af3"/>
-                <w:noProof/>
-              </w:rPr>
-              <w:t>2.8</w:t>
-            </w:r>
-            <w:r>
-              <w:rPr>
-                <w:noProof/>
-                <w:webHidden/>
-              </w:rPr>
-              <w:tab/>
-            </w:r>
-            <w:r>
-              <w:rPr>
-                <w:rStyle w:val="af3"/>
-                <w:noProof/>
-              </w:rPr>
-              <w:t xml:space="preserve">Информационная безопасность и персональные данные</w:t>
-            </w:r>
-            <w:r>
-              <w:rPr>
-                <w:noProof/>
-                <w:webHidden/>
-              </w:rPr>
-              <w:tab/>
-            </w:r>
-            <w:r>
-              <w:rPr>
-                <w:noProof/>
-                <w:webHidden/>
-              </w:rPr>
-              <w:fldChar w:fldCharType="begin"/>
-            </w:r>
-            <w:r>
-              <w:rPr>
-                <w:noProof/>
-                <w:webHidden/>
-              </w:rPr>
-              <w:instrText xml:space="preserve"> PAGEREF _Toc00001044 \h </w:instrText>
-            </w:r>
-            <w:r>
-              <w:rPr>
-                <w:noProof/>
-                <w:webHidden/>
-              </w:rPr>
-              <w:fldChar w:fldCharType="separate"/>
-            </w:r>
-            <w:r>
-              <w:rPr>
-                <w:noProof/>
-                <w:webHidden/>
-              </w:rPr>
-              <w:t>23</w:t>
+              <w:t>24</w:t>
             </w:r>
             <w:r>
               <w:rPr>
@@ -2519,6 +2519,80 @@
                 <w:rStyle w:val="af3"/>
                 <w:noProof/>
               </w:rPr>
+              <w:t>2.8</w:t>
+            </w:r>
+            <w:r>
+              <w:rPr>
+                <w:noProof/>
+                <w:webHidden/>
+              </w:rPr>
+              <w:tab/>
+            </w:r>
+            <w:r>
+              <w:rPr>
+                <w:rStyle w:val="af3"/>
+                <w:noProof/>
+              </w:rPr>
+              <w:t xml:space="preserve">Информационная безопасность и персональные данные</w:t>
+            </w:r>
+            <w:r>
+              <w:rPr>
+                <w:noProof/>
+                <w:webHidden/>
+              </w:rPr>
+              <w:tab/>
+            </w:r>
+            <w:r>
+              <w:rPr>
+                <w:noProof/>
+                <w:webHidden/>
+              </w:rPr>
+              <w:fldChar w:fldCharType="begin"/>
+            </w:r>
+            <w:r>
+              <w:rPr>
+                <w:noProof/>
+                <w:webHidden/>
+              </w:rPr>
+              <w:instrText xml:space="preserve"> PAGEREF _Toc00001045 \h </w:instrText>
+            </w:r>
+            <w:r>
+              <w:rPr>
+                <w:noProof/>
+                <w:webHidden/>
+              </w:rPr>
+              <w:fldChar w:fldCharType="separate"/>
+            </w:r>
+            <w:r>
+              <w:rPr>
+                <w:noProof/>
+                <w:webHidden/>
+              </w:rPr>
+              <w:t>24</w:t>
+            </w:r>
+            <w:r>
+              <w:rPr>
+                <w:noProof/>
+                <w:webHidden/>
+              </w:rPr>
+              <w:fldChar w:fldCharType="end"/>
+            </w:r>
+          </w:hyperlink>
+        </w:p>
+        <w:p>
+          <w:pPr>
+            <w:pStyle w:val="24"/>
+            <w:tabs>
+              <w:tab w:val="left" w:pos="880"/>
+              <w:tab w:val="right" w:leader="dot" w:pos="9911"/>
+            </w:tabs>
+          </w:pPr>
+          <w:hyperlink w:anchor="_Toc00001046" w:history="1">
+            <w:r>
+              <w:rPr>
+                <w:rStyle w:val="af3"/>
+                <w:noProof/>
+              </w:rPr>
               <w:t>2.9</w:t>
             </w:r>
             <w:r>
@@ -2554,7 +2628,7 @@
                 <w:noProof/>
                 <w:webHidden/>
               </w:rPr>
-              <w:instrText xml:space="preserve"> PAGEREF _Toc00001045 \h </w:instrText>
+              <w:instrText xml:space="preserve"> PAGEREF _Toc00001046 \h </w:instrText>
             </w:r>
             <w:r>
               <w:rPr>
@@ -2568,7 +2642,7 @@
                 <w:noProof/>
                 <w:webHidden/>
               </w:rPr>
-              <w:t>24</w:t>
+              <w:t>25</w:t>
             </w:r>
             <w:r>
               <w:rPr>
@@ -2587,7 +2661,7 @@
               <w:tab w:val="right" w:leader="dot" w:pos="9911"/>
             </w:tabs>
           </w:pPr>
-          <w:hyperlink w:anchor="_Toc00001046" w:history="1">
+          <w:hyperlink w:anchor="_Toc00001047" w:history="1">
             <w:r>
               <w:rPr>
                 <w:rStyle w:val="af3"/>
@@ -2628,7 +2702,7 @@
                 <w:noProof/>
                 <w:webHidden/>
               </w:rPr>
-              <w:instrText xml:space="preserve"> PAGEREF _Toc00001046 \h </w:instrText>
+              <w:instrText xml:space="preserve"> PAGEREF _Toc00001047 \h </w:instrText>
             </w:r>
             <w:r>
               <w:rPr>
@@ -2642,7 +2716,7 @@
                 <w:noProof/>
                 <w:webHidden/>
               </w:rPr>
-              <w:t>25</w:t>
+              <w:t>26</w:t>
             </w:r>
             <w:r>
               <w:rPr>
@@ -2661,7 +2735,7 @@
               <w:tab w:val="right" w:leader="dot" w:pos="9911"/>
             </w:tabs>
           </w:pPr>
-          <w:hyperlink w:anchor="_Toc00001047" w:history="1">
+          <w:hyperlink w:anchor="_Toc00001048" w:history="1">
             <w:r>
               <w:rPr>
                 <w:rStyle w:val="af3"/>
@@ -2702,7 +2776,7 @@
                 <w:noProof/>
                 <w:webHidden/>
               </w:rPr>
-              <w:instrText xml:space="preserve"> PAGEREF _Toc00001047 \h </w:instrText>
+              <w:instrText xml:space="preserve"> PAGEREF _Toc00001048 \h </w:instrText>
             </w:r>
             <w:r>
               <w:rPr>
@@ -2716,81 +2790,7 @@
                 <w:noProof/>
                 <w:webHidden/>
               </w:rPr>
-              <w:t>25</w:t>
-            </w:r>
-            <w:r>
-              <w:rPr>
-                <w:noProof/>
-                <w:webHidden/>
-              </w:rPr>
-              <w:fldChar w:fldCharType="end"/>
-            </w:r>
-          </w:hyperlink>
-        </w:p>
-        <w:p>
-          <w:pPr>
-            <w:pStyle w:val="24"/>
-            <w:tabs>
-              <w:tab w:val="left" w:pos="880"/>
-              <w:tab w:val="right" w:leader="dot" w:pos="9911"/>
-            </w:tabs>
-          </w:pPr>
-          <w:hyperlink w:anchor="_Toc00001049" w:history="1">
-            <w:r>
-              <w:rPr>
-                <w:rStyle w:val="af3"/>
-                <w:noProof/>
-              </w:rPr>
-              <w:t>3.2</w:t>
-            </w:r>
-            <w:r>
-              <w:rPr>
-                <w:noProof/>
-                <w:webHidden/>
-              </w:rPr>
-              <w:tab/>
-            </w:r>
-            <w:r>
-              <w:rPr>
-                <w:rStyle w:val="af3"/>
-                <w:noProof/>
-              </w:rPr>
-              <w:t xml:space="preserve">Технические средства</w:t>
-            </w:r>
-            <w:r>
-              <w:rPr>
-                <w:noProof/>
-                <w:webHidden/>
-              </w:rPr>
-              <w:tab/>
-            </w:r>
-            <w:r>
-              <w:rPr>
-                <w:noProof/>
-                <w:webHidden/>
-              </w:rPr>
-              <w:fldChar w:fldCharType="begin"/>
-            </w:r>
-            <w:r>
-              <w:rPr>
-                <w:noProof/>
-                <w:webHidden/>
-              </w:rPr>
-              <w:instrText xml:space="preserve"> PAGEREF _Toc00001049 \h </w:instrText>
-            </w:r>
-            <w:r>
-              <w:rPr>
-                <w:noProof/>
-                <w:webHidden/>
-              </w:rPr>
-              <w:fldChar w:fldCharType="separate"/>
-            </w:r>
-            <w:r>
-              <w:rPr>
-                <w:noProof/>
-                <w:webHidden/>
-              </w:rPr>
-              <w:t>25</w:t>
+              <w:t>26</w:t>
             </w:r>
             <w:r>
               <w:rPr>
@@ -2815,7 +2815,7 @@
                 <w:rStyle w:val="af3"/>
                 <w:noProof/>
               </w:rPr>
-              <w:t>3.3</w:t>
+              <w:t>3.2</w:t>
             </w:r>
             <w:r>
               <w:rPr>
@@ -2829,7 +2829,7 @@
                 <w:rStyle w:val="af3"/>
                 <w:noProof/>
               </w:rPr>
-              <w:t xml:space="preserve">Состав развёртывания</w:t>
+              <w:t xml:space="preserve">Технические средства</w:t>
             </w:r>
             <w:r>
               <w:rPr>
@@ -2864,7 +2864,7 @@
                 <w:noProof/>
                 <w:webHidden/>
               </w:rPr>
-              <w:t>25</w:t>
+              <w:t>26</w:t>
             </w:r>
             <w:r>
               <w:rPr>
@@ -2883,13 +2883,13 @@
               <w:tab w:val="right" w:leader="dot" w:pos="9911"/>
             </w:tabs>
           </w:pPr>
-          <w:hyperlink w:anchor="_Toc00001052" w:history="1">
+          <w:hyperlink w:anchor="_Toc00001051" w:history="1">
             <w:r>
               <w:rPr>
                 <w:rStyle w:val="af3"/>
                 <w:noProof/>
               </w:rPr>
-              <w:t>3.4</w:t>
+              <w:t>3.3</w:t>
             </w:r>
             <w:r>
               <w:rPr>
@@ -2903,7 +2903,7 @@
                 <w:rStyle w:val="af3"/>
                 <w:noProof/>
               </w:rPr>
-              <w:t xml:space="preserve">Документация</w:t>
+              <w:t xml:space="preserve">Состав развёртывания</w:t>
             </w:r>
             <w:r>
               <w:rPr>
@@ -2924,7 +2924,7 @@
                 <w:noProof/>
                 <w:webHidden/>
               </w:rPr>
-              <w:instrText xml:space="preserve"> PAGEREF _Toc00001052 \h </w:instrText>
+              <w:instrText xml:space="preserve"> PAGEREF _Toc00001051 \h </w:instrText>
             </w:r>
             <w:r>
               <w:rPr>
@@ -2951,9 +2951,9 @@
         </w:p>
         <w:p>
           <w:pPr>
-            <w:pStyle w:val="12"/>
+            <w:pStyle w:val="24"/>
             <w:tabs>
-              <w:tab w:val="left" w:pos="440"/>
+              <w:tab w:val="left" w:pos="880"/>
               <w:tab w:val="right" w:leader="dot" w:pos="9911"/>
             </w:tabs>
           </w:pPr>
@@ -2963,7 +2963,7 @@
                 <w:rStyle w:val="af3"/>
                 <w:noProof/>
               </w:rPr>
-              <w:t>4</w:t>
+              <w:t>3.4</w:t>
             </w:r>
             <w:r>
               <w:rPr>
@@ -2977,7 +2977,7 @@
                 <w:rStyle w:val="af3"/>
                 <w:noProof/>
               </w:rPr>
-              <w:t xml:space="preserve">Свидетельство о приёмке</w:t>
+              <w:t xml:space="preserve">Документация</w:t>
             </w:r>
             <w:r>
               <w:rPr>
@@ -3037,7 +3037,7 @@
                 <w:rStyle w:val="af3"/>
                 <w:noProof/>
               </w:rPr>
-              <w:t>5</w:t>
+              <w:t>4</w:t>
             </w:r>
             <w:r>
               <w:rPr>
@@ -3051,7 +3051,7 @@
                 <w:rStyle w:val="af3"/>
                 <w:noProof/>
               </w:rPr>
-              <w:t xml:space="preserve">Гарантии разработчика</w:t>
+              <w:t xml:space="preserve">Свидетельство о приёмке</w:t>
             </w:r>
             <w:r>
               <w:rPr>
@@ -3111,6 +3111,80 @@
                 <w:rStyle w:val="af3"/>
                 <w:noProof/>
               </w:rPr>
+              <w:t>5</w:t>
+            </w:r>
+            <w:r>
+              <w:rPr>
+                <w:noProof/>
+                <w:webHidden/>
+              </w:rPr>
+              <w:tab/>
+            </w:r>
+            <w:r>
+              <w:rPr>
+                <w:rStyle w:val="af3"/>
+                <w:noProof/>
+              </w:rPr>
+              <w:t xml:space="preserve">Гарантии разработчика</w:t>
+            </w:r>
+            <w:r>
+              <w:rPr>
+                <w:noProof/>
+                <w:webHidden/>
+              </w:rPr>
+              <w:tab/>
+            </w:r>
+            <w:r>
+              <w:rPr>
+                <w:noProof/>
+                <w:webHidden/>
+              </w:rPr>
+              <w:fldChar w:fldCharType="begin"/>
+            </w:r>
+            <w:r>
+              <w:rPr>
+                <w:noProof/>
+                <w:webHidden/>
+              </w:rPr>
+              <w:instrText xml:space="preserve"> PAGEREF _Toc00001055 \h </w:instrText>
+            </w:r>
+            <w:r>
+              <w:rPr>
+                <w:noProof/>
+                <w:webHidden/>
+              </w:rPr>
+              <w:fldChar w:fldCharType="separate"/>
+            </w:r>
+            <w:r>
+              <w:rPr>
+                <w:noProof/>
+                <w:webHidden/>
+              </w:rPr>
+              <w:t>29</w:t>
+            </w:r>
+            <w:r>
+              <w:rPr>
+                <w:noProof/>
+                <w:webHidden/>
+              </w:rPr>
+              <w:fldChar w:fldCharType="end"/>
+            </w:r>
+          </w:hyperlink>
+        </w:p>
+        <w:p>
+          <w:pPr>
+            <w:pStyle w:val="12"/>
+            <w:tabs>
+              <w:tab w:val="left" w:pos="440"/>
+              <w:tab w:val="right" w:leader="dot" w:pos="9911"/>
+            </w:tabs>
+          </w:pPr>
+          <w:hyperlink w:anchor="_Toc00001056" w:history="1">
+            <w:r>
+              <w:rPr>
+                <w:rStyle w:val="af3"/>
+                <w:noProof/>
+              </w:rPr>
               <w:t>6</w:t>
             </w:r>
             <w:r>
@@ -3146,7 +3220,7 @@
                 <w:noProof/>
                 <w:webHidden/>
               </w:rPr>
-              <w:instrText xml:space="preserve"> PAGEREF _Toc00001055 \h </w:instrText>
+              <w:instrText xml:space="preserve"> PAGEREF _Toc00001056 \h </w:instrText>
             </w:r>
             <w:r>
               <w:rPr>
@@ -3160,7 +3234,7 @@
                 <w:noProof/>
                 <w:webHidden/>
               </w:rPr>
-              <w:t>29</w:t>
+              <w:t>30</w:t>
             </w:r>
             <w:r>
               <w:rPr>
@@ -3178,7 +3252,7 @@
               <w:tab w:val="right" w:leader="dot" w:pos="9911"/>
             </w:tabs>
           </w:pPr>
-          <w:hyperlink w:anchor="_Toc00001057" w:history="1">
+          <w:hyperlink w:anchor="_Toc00001058" w:history="1">
             <w:r>
               <w:rPr>
                 <w:rStyle w:val="af3"/>
@@ -3205,7 +3279,7 @@
                 <w:noProof/>
                 <w:webHidden/>
               </w:rPr>
-              <w:instrText xml:space="preserve"> PAGEREF _Toc00001057 \h </w:instrText>
+              <w:instrText xml:space="preserve"> PAGEREF _Toc00001058 \h </w:instrText>
             </w:r>
             <w:r>
               <w:rPr>
@@ -3219,7 +3293,7 @@
                 <w:noProof/>
                 <w:webHidden/>
               </w:rPr>
-              <w:t>30</w:t>
+              <w:t>31</w:t>
             </w:r>
             <w:r>
               <w:rPr>
@@ -4278,7 +4352,7 @@
         <w:pStyle w:val="05011"/>
       </w:pPr>
       <w:r>
-        <w:t xml:space="preserve">приём писем студентов с вложениями PDF и DOCX из почтового ящика преподавателя по IMAP;</w:t>
+        <w:t xml:space="preserve">приём писем студентов с вложениями PDF и DOCX из рабочего почтового ящика преподавателя по IMAP с отбором писем со сдачей работ;</w:t>
       </w:r>
     </w:p>
     <w:p>
@@ -4635,7 +4709,7 @@
         <w:pStyle w:val="05011"/>
       </w:pPr>
       <w:r>
-        <w:t xml:space="preserve">журнал архитектурных решений ADR-001…ADR-022 (docs/DECISIONS.md);</w:t>
+        <w:t xml:space="preserve">журнал архитектурных решений ADR-001…ADR-025 (docs/DECISIONS.md);</w:t>
       </w:r>
     </w:p>
     <w:p>
@@ -4671,7 +4745,7 @@
     </w:p>
     <w:p>
       <w:r>
-        <w:t xml:space="preserve">Система находится на стадии разработки: завершён этап 0 «Инфраструктура проекта», выполняется этап 1 «Макеты»: ревью и правки выполнены, вопрос о нескольких работах в одном письме решён (ADR-022), идёт дорисовка и утверждение макетов. Программный код Системы не разработан. Этапы создания приведены в таблице </w:t>
+        <w:t xml:space="preserve">Система находится на стадии разработки: завершён этап 0 «Инфраструктура проекта», выполняется этап 1 «Макеты»: ревью и правки выполнены, недостающие макеты дорисованы, решения по приёму писем и вложениям приняты (ADR-022…025), идёт утверждение макетов. Программный код Системы не разработан. Этапы создания приведены в таблице </w:t>
       </w:r>
       <w:r>
         <w:fldChar w:fldCharType="begin"/>
@@ -5376,7 +5450,7 @@
               <w:pStyle w:val="033-"/>
             </w:pPr>
             <w:r>
-              <w:t xml:space="preserve">Чтение ящика по IMAP по расписанию (по умолчанию каждые 5 мин, отключаемо) и по кнопке «Проверить почту сейчас»; показ результата и статуса приёма</w:t>
+              <w:t xml:space="preserve">Чтение рабочего ящика преподавателя по IMAP по расписанию (по умолчанию каждые 5 мин, отключаемо) и по кнопке «Проверить почту сейчас»; отбор писем со сдачей работ, прочие письма не сохраняются; ящик не изменяется; показ результата и статуса приёма</w:t>
             </w:r>
           </w:p>
         </w:tc>
@@ -5464,7 +5538,7 @@
               <w:pStyle w:val="033-"/>
             </w:pPr>
             <w:r>
-              <w:t xml:space="preserve">Сохранение вложений PDF и DOCX на Яндекс Диск в папки предмета; повторная сдача — новая версия</w:t>
+              <w:t xml:space="preserve">Сохранение вложений PDF и DOCX на Яндекс Диск в папки предмета; прочие форматы не принимаются; повторная сдача — новая версия</w:t>
             </w:r>
           </w:p>
         </w:tc>
@@ -5596,7 +5670,7 @@
               <w:pStyle w:val="033-"/>
             </w:pPr>
             <w:r>
-              <w:t xml:space="preserve">Статусы работ, оценки, КР, экзамен или зачёт, автоматы, история комментариев, экспорт в Excel</w:t>
+              <w:t xml:space="preserve">Статусы работ, оценки, КР и темы КР, экзамен или зачёт, автоматы, история комментариев, экспорт в Excel</w:t>
             </w:r>
           </w:p>
         </w:tc>
@@ -6850,7 +6924,7 @@
               <w:pStyle w:val="033-"/>
             </w:pPr>
             <w:r>
-              <w:t xml:space="preserve">IMAP → InboxMessage и InboxAttachment (заголовки, вложения во временной папке Диска); по расписанию или вручную</w:t>
+              <w:t xml:space="preserve">IMAP (новые письма по UID) → отбор писем со сдачей работ → InboxMessage и InboxAttachment (заголовки, вложения PDF и DOCX во временной папке Диска); прочие письма пропускаются</w:t>
             </w:r>
           </w:p>
         </w:tc>
@@ -7235,7 +7309,7 @@
         <w:pStyle w:val="05011"/>
       </w:pPr>
       <w:r>
-        <w:t xml:space="preserve">обработанное письмо помечается в почтовом ящике флагом или переносом в папку;</w:t>
+        <w:t xml:space="preserve">почтовый ящик преподавателя не изменяется: флаги не ставятся, письма не перемещаются; прочитанные письма определяются по UIDVALIDITY, последнему UID и Message-ID (ADR-024);</w:t>
       </w:r>
     </w:p>
     <w:p>
@@ -7268,39 +7342,18 @@
       </w:pPr>
       <w:bookmarkStart w:id="1024" w:name="_Toc00001024"/>
       <w:r>
-        <w:t xml:space="preserve">Разбор темы письма</w:t>
+        <w:t xml:space="preserve">Отбор писем в рабочем ящике</w:t>
       </w:r>
       <w:bookmarkEnd w:id="1024"/>
     </w:p>
     <w:p>
       <w:r>
-        <w:t xml:space="preserve">Тема письма имеет формат (ADR-010):</w:t>
+        <w:t xml:space="preserve">Работы поступают на рабочий почтовый ящик преподавателя, в котором находится и остальная переписка (ADR-024). Система обрабатывает только письма со сдачей работ.</w:t>
       </w:r>
     </w:p>
     <w:p>
-      <w:pPr>
-        <w:pStyle w:val="021"/>
-      </w:pPr>
-      <w:r>
-        <w:t xml:space="preserve">{Группа} – {Предмет} – {ФИО} – Лаб №{номер}</w:t>
-      </w:r>
-    </w:p>
-    <w:p>
-      <w:pPr>
-        <w:pStyle w:val="021"/>
-      </w:pPr>
-      <w:r>
-        <w:t xml:space="preserve">{Группа} – {Предмет} – {ФИО} – Курсовая</w:t>
-      </w:r>
-    </w:p>
-    <w:p>
-      <w:r>
-        <w:t xml:space="preserve">Пример: «ИСТ-41 – КорпИС – Иванов Иван Иванович – Лаб №3».</w:t>
-      </w:r>
-    </w:p>
-    <w:p>
-      <w:r>
-        <w:t xml:space="preserve">Правила разбора:</w:t>
+      <w:r>
+        <w:t xml:space="preserve">Письмо отбирается в обработку, если в нём есть вложение PDF или DOCX и выполняется хотя бы одно условие:</w:t>
       </w:r>
     </w:p>
     <w:p>
@@ -7308,7 +7361,7 @@
         <w:pStyle w:val="05011"/>
       </w:pPr>
       <w:r>
-        <w:t xml:space="preserve">разделитель — тире «–», «—» или дефис «-» с пробелами с обеих сторон; дефис без пробелов относится к названию группы или двойной фамилии;</w:t>
+        <w:t xml:space="preserve">в теме или имени вложения найдены группа или код предмета преподавателя;</w:t>
       </w:r>
     </w:p>
     <w:p>
@@ -7316,7 +7369,7 @@
         <w:pStyle w:val="05011"/>
       </w:pPr>
       <w:r>
-        <w:t xml:space="preserve">префиксы «Re:», «Fwd:», «Fw:», «[SPAM]» отбрасываются; закодированные темы (Base64, windows-1251) декодируются;</w:t>
+        <w:t xml:space="preserve">в теме или имени вложения есть признак работы («Лаб», «ЛР», «Лабораторная», «Курсов», «КР»);</w:t>
       </w:r>
     </w:p>
     <w:p>
@@ -7324,7 +7377,12 @@
         <w:pStyle w:val="05011"/>
       </w:pPr>
       <w:r>
-        <w:t xml:space="preserve">предмет определяется по коду и списку допустимых написаний без учёта регистра;</w:t>
+        <w:t xml:space="preserve">отправитель — известный адрес электронной почты студента.</w:t>
+      </w:r>
+    </w:p>
+    <w:p>
+      <w:r>
+        <w:t xml:space="preserve">Правила отбора:</w:t>
       </w:r>
     </w:p>
     <w:p>
@@ -7332,7 +7390,7 @@
         <w:pStyle w:val="05011"/>
       </w:pPr>
       <w:r>
-        <w:t xml:space="preserve">варианты «Лаб №3», «Лаб № 3», «Лаб.3», «Лаб 3», «ЛР3», «Лабораторная 3» означают ЛР № 3; «Курсовая», «КР», «Курсовой проект» — КР;</w:t>
+        <w:t xml:space="preserve">письмо с вложением PDF или DOCX, не прошедшее отбор, направляется на ручную выверку в «Нераспознанные» с причиной «не похоже на сдачу работы»; хранятся только отправитель, тема, дата, имена и размеры вложений; файлы загружаются из ящика, когда преподаватель отмечает письмо как сдачу работы; при отметке «не сдача» сведения о письме удаляются, кроме Message-ID;</w:t>
       </w:r>
     </w:p>
     <w:p>
@@ -7340,7 +7398,7 @@
         <w:pStyle w:val="05011"/>
       </w:pPr>
       <w:r>
-        <w:t xml:space="preserve">ФИО принимается полностью или в виде «Фамилия И.О.», буквы «ё» и «е» не различаются; студент ищется в указанной группе, при неудаче или неоднозначности — по адресу отправителя;</w:t>
+        <w:t xml:space="preserve">письма без вложений PDF и DOCX не сохраняются в БД, не отображаются в интерфейсе и не записываются в журнал событий; учитывается только их количество в истории запусков проверки почты;</w:t>
       </w:r>
     </w:p>
     <w:p>
@@ -7348,7 +7406,7 @@
         <w:pStyle w:val="05011"/>
       </w:pPr>
       <w:r>
-        <w:t xml:space="preserve">при нарушении разделителей группа и предмет ищутся по словарю известных значений;</w:t>
+        <w:t xml:space="preserve">первый запуск читает почту с начала текущего семестра;</w:t>
       </w:r>
     </w:p>
     <w:p>
@@ -7356,12 +7414,7 @@
         <w:pStyle w:val="05011"/>
       </w:pPr>
       <w:r>
-        <w:t xml:space="preserve">письмо, которое не удалось разобрать, попадает в очередь «Нераспознанные» с указанием причины («не найден предмет», «студент не найден в группе», «нет вложений»); преподаватель сопоставляет его вручную (предмет → группа → студент → работа) или игнорирует.</w:t>
-      </w:r>
-    </w:p>
-    <w:p>
-      <w:r>
-        <w:t xml:space="preserve">Вложения PDF и DOCX обрабатываются; прочие форматы фиксируются предупреждением в журнале событий (F3).</w:t>
+        <w:t xml:space="preserve">в списках групп адресов электронной почты нет, поэтому адреса накапливаются по письмам: после распознавания письма и нахождения студента по ФИО адрес отправителя закрепляется за студентом автоматически, при ручном сопоставлении — с подтверждением преподавателя; адрес, с которого пришли работы разных студентов, автоматически не закрепляется.</w:t>
       </w:r>
     </w:p>
     <w:p>
@@ -7370,9 +7423,116 @@
       </w:pPr>
       <w:bookmarkStart w:id="1025" w:name="_Toc00001025"/>
       <w:r>
+        <w:t xml:space="preserve">Разбор темы письма</w:t>
+      </w:r>
+      <w:bookmarkEnd w:id="1025"/>
+    </w:p>
+    <w:p>
+      <w:r>
+        <w:t xml:space="preserve">Тема письма имеет формат (ADR-010):</w:t>
+      </w:r>
+    </w:p>
+    <w:p>
+      <w:pPr>
+        <w:pStyle w:val="021"/>
+      </w:pPr>
+      <w:r>
+        <w:t xml:space="preserve">{Группа} – {Предмет} – {ФИО} – Лаб №{номер}</w:t>
+      </w:r>
+    </w:p>
+    <w:p>
+      <w:pPr>
+        <w:pStyle w:val="021"/>
+      </w:pPr>
+      <w:r>
+        <w:t xml:space="preserve">{Группа} – {Предмет} – {ФИО} – Курсовая</w:t>
+      </w:r>
+    </w:p>
+    <w:p>
+      <w:r>
+        <w:t xml:space="preserve">Пример: «ИСТ-41 – КорпИС – Иванов Иван Иванович – Лаб №3».</w:t>
+      </w:r>
+    </w:p>
+    <w:p>
+      <w:r>
+        <w:t xml:space="preserve">Правила разбора:</w:t>
+      </w:r>
+    </w:p>
+    <w:p>
+      <w:pPr>
+        <w:pStyle w:val="05011"/>
+      </w:pPr>
+      <w:r>
+        <w:t xml:space="preserve">разделитель — тире «–», «—» или дефис «-» с пробелами с обеих сторон; дефис без пробелов относится к названию группы или двойной фамилии;</w:t>
+      </w:r>
+    </w:p>
+    <w:p>
+      <w:pPr>
+        <w:pStyle w:val="05011"/>
+      </w:pPr>
+      <w:r>
+        <w:t xml:space="preserve">префиксы «Re:», «Fwd:», «Fw:», «[SPAM]» отбрасываются; закодированные темы (Base64, windows-1251) декодируются;</w:t>
+      </w:r>
+    </w:p>
+    <w:p>
+      <w:pPr>
+        <w:pStyle w:val="05011"/>
+      </w:pPr>
+      <w:r>
+        <w:t xml:space="preserve">предмет определяется по коду и списку допустимых написаний без учёта регистра;</w:t>
+      </w:r>
+    </w:p>
+    <w:p>
+      <w:pPr>
+        <w:pStyle w:val="05011"/>
+      </w:pPr>
+      <w:r>
+        <w:t xml:space="preserve">варианты «Лаб №3», «Лаб № 3», «Лаб.3», «Лаб 3», «ЛР3», «Лабораторная 3» означают ЛР № 3; «Курсовая», «КР», «Курсовой проект» — КР;</w:t>
+      </w:r>
+    </w:p>
+    <w:p>
+      <w:pPr>
+        <w:pStyle w:val="05011"/>
+      </w:pPr>
+      <w:r>
+        <w:t xml:space="preserve">ФИО принимается полностью или в виде «Фамилия И.О.», буквы «ё» и «е» не различаются; студент ищется в указанной группе, при неудаче или неоднозначности — по адресу отправителя;</w:t>
+      </w:r>
+    </w:p>
+    <w:p>
+      <w:pPr>
+        <w:pStyle w:val="05011"/>
+      </w:pPr>
+      <w:r>
+        <w:t xml:space="preserve">при нарушении разделителей группа и предмет ищутся по словарю известных значений;</w:t>
+      </w:r>
+    </w:p>
+    <w:p>
+      <w:pPr>
+        <w:pStyle w:val="05011"/>
+      </w:pPr>
+      <w:r>
+        <w:t xml:space="preserve">письмо, которое не удалось разобрать, попадает в очередь «Нераспознанные» с указанием причины («не найден предмет», «студент не найден в группе», «нет вложений»); преподаватель сопоставляет его вручную (предмет → группа → студент → работа) или игнорирует.</w:t>
+      </w:r>
+    </w:p>
+    <w:p>
+      <w:r>
+        <w:t xml:space="preserve">Принимаются только вложения PDF и DOCX (ADR-023). Прочие вложения (DOC, ODT, исходные тексты программ, архивы, изображения) не сохраняются на Яндекс Диск и не проверяются: они фиксируются предупреждением в журнале событий и выводятся в карточке сдачи списком «Не принятые вложения». Письмо без вложений PDF и DOCX попадает в «Нераспознанные» с причиной «нет вложений PDF или DOCX».</w:t>
+      </w:r>
+    </w:p>
+    <w:p>
+      <w:r>
+        <w:t xml:space="preserve">Для КР в задании установлен шаблон «{Группа} – КорпИС – {ФИО} – КР - {Тема}»: окончание «- {Тема}» при разборе отделяется (ADR-025).</w:t>
+      </w:r>
+    </w:p>
+    <w:p>
+      <w:pPr>
+        <w:pStyle w:val="3"/>
+      </w:pPr>
+      <w:bookmarkStart w:id="1026" w:name="_Toc00001026"/>
+      <w:r>
         <w:t xml:space="preserve">Несколько работ в одном письме</w:t>
       </w:r>
-      <w:bookmarkEnd w:id="1025"/>
+      <w:bookmarkEnd w:id="1026"/>
     </w:p>
     <w:p>
       <w:r>
@@ -7467,7 +7627,7 @@
       <w:r>
         <w:t xml:space="preserve">Таблица </w:t>
       </w:r>
-      <w:bookmarkStart w:id="1026" w:name="_Ref_tbl_match"/>
+      <w:bookmarkStart w:id="1027" w:name="_Ref_tbl_match"/>
       <w:r>
         <w:fldChar w:fldCharType="begin"/>
       </w:r>
@@ -7501,7 +7661,7 @@
       <w:r>
         <w:fldChar w:fldCharType="end"/>
       </w:r>
-      <w:bookmarkEnd w:id="1026"/>
+      <w:bookmarkEnd w:id="1027"/>
       <w:r>
         <w:t xml:space="preserve"> – </w:t>
       </w:r>
@@ -7750,11 +7910,11 @@
       <w:pPr>
         <w:pStyle w:val="3"/>
       </w:pPr>
-      <w:bookmarkStart w:id="1027" w:name="_Toc00001027"/>
+      <w:bookmarkStart w:id="1028" w:name="_Toc00001028"/>
       <w:r>
         <w:t xml:space="preserve">Хранение файлов на Яндекс Диске</w:t>
       </w:r>
-      <w:bookmarkEnd w:id="1027"/>
+      <w:bookmarkEnd w:id="1028"/>
     </w:p>
     <w:p>
       <w:r>
@@ -7876,26 +8036,6 @@
       </w:pPr>
       <w:r>
         <w:t xml:space="preserve">адаптер IFileStorage не содержит операций удаления и перезаписи — только создание папок, загрузку новых файлов и перенос из временной папки (проверяется тестом).</w:t>
-      </w:r>
-    </w:p>
-    <w:p>
-      <w:pPr>
-        <w:pStyle w:val="3"/>
-      </w:pPr>
-      <w:bookmarkStart w:id="1028" w:name="_Toc00001028"/>
-      <w:r>
-        <w:t xml:space="preserve">Задания и перечень работ</w:t>
-      </w:r>
-      <w:bookmarkEnd w:id="1028"/>
-    </w:p>
-    <w:p>
-      <w:r>
-        <w:t xml:space="preserve">Перечень работ принадлежит предмету в семестре: состав ЛР меняется от года к году (ADR-012). Для предмета в семестре загружаются два файла DOCX: «Задания на лабораторные» (один файл на все ЛР) и «Задание на курсовую». Файлы хранятся в папке «Задания» корневой папки.</w:t>
-      </w:r>
-    </w:p>
-    <w:p>
-      <w:r>
-        <w:t xml:space="preserve">Файл с ЛР делится по заголовкам «Лабораторная работа №N» (стиль заголовка или полужирный абзац); по результату создаются или обновляются работы ЛР1…ЛРn. Преподаватель просматривает результат деления (номер, название, начало текста), исправляет границы и подтверждает. Для каждой работы задаются чек-лист, признак ИИ-проверки и при необходимости собственный дедлайн. Предусмотрено копирование перечня работ из прошлого семестра.</w:t>
       </w:r>
     </w:p>
     <w:p>
@@ -7904,9 +8044,29 @@
       </w:pPr>
       <w:bookmarkStart w:id="1029" w:name="_Toc00001029"/>
       <w:r>
+        <w:t xml:space="preserve">Задания и перечень работ</w:t>
+      </w:r>
+      <w:bookmarkEnd w:id="1029"/>
+    </w:p>
+    <w:p>
+      <w:r>
+        <w:t xml:space="preserve">Перечень работ принадлежит предмету в семестре: состав ЛР меняется от года к году (ADR-012). Для предмета в семестре загружаются два файла DOCX: «Задания на лабораторные» (один файл на все ЛР) и «Задание на курсовую». Файлы хранятся в папке «Задания» корневой папки.</w:t>
+      </w:r>
+    </w:p>
+    <w:p>
+      <w:r>
+        <w:t xml:space="preserve">Файл с ЛР делится по заголовкам «Лабораторная работа №N» (стиль заголовка или полужирный абзац); по результату создаются или обновляются работы ЛР1…ЛРn. Преподаватель просматривает результат деления (номер, название, начало текста), исправляет границы и подтверждает. Для каждой работы задаются чек-лист, признак ИИ-проверки и при необходимости собственный дедлайн. Предусмотрено копирование перечня работ из прошлого семестра.</w:t>
+      </w:r>
+    </w:p>
+    <w:p>
+      <w:pPr>
+        <w:pStyle w:val="3"/>
+      </w:pPr>
+      <w:bookmarkStart w:id="1030" w:name="_Toc00001030"/>
+      <w:r>
         <w:t xml:space="preserve">Извлечение текста и ИИ-проверка</w:t>
       </w:r>
-      <w:bookmarkEnd w:id="1029"/>
+      <w:bookmarkEnd w:id="1030"/>
     </w:p>
     <w:p>
       <w:r>
@@ -7970,7 +8130,7 @@
         </w:numPr>
       </w:pPr>
       <w:r>
-        <w:t xml:space="preserve">В LLM передаются задание, чек-лист, справочные материалы предмета и обезличенный текст работы.</w:t>
+        <w:t xml:space="preserve">В LLM передаются задание, чек-лист, справочные материалы предмета, для КР — тема КР студента, и обезличенный текст работы.</w:t>
       </w:r>
     </w:p>
     <w:p>
@@ -8006,11 +8166,11 @@
       <w:pPr>
         <w:pStyle w:val="3"/>
       </w:pPr>
-      <w:bookmarkStart w:id="1030" w:name="_Toc00001030"/>
+      <w:bookmarkStart w:id="1031" w:name="_Toc00001031"/>
       <w:r>
         <w:t xml:space="preserve">Журнал группы и решение преподавателя</w:t>
       </w:r>
-      <w:bookmarkEnd w:id="1030"/>
+      <w:bookmarkEnd w:id="1031"/>
     </w:p>
     <w:p>
       <w:r>
@@ -8047,7 +8207,7 @@
       <w:r>
         <w:t xml:space="preserve">Таблица </w:t>
       </w:r>
-      <w:bookmarkStart w:id="1031" w:name="_Ref_tbl_cell"/>
+      <w:bookmarkStart w:id="1032" w:name="_Ref_tbl_cell"/>
       <w:r>
         <w:fldChar w:fldCharType="begin"/>
       </w:r>
@@ -8081,7 +8241,7 @@
       <w:r>
         <w:fldChar w:fldCharType="end"/>
       </w:r>
-      <w:bookmarkEnd w:id="1031"/>
+      <w:bookmarkEnd w:id="1032"/>
       <w:r>
         <w:t xml:space="preserve"> – </w:t>
       </w:r>
@@ -8468,70 +8628,12 @@
     </w:p>
     <w:p>
       <w:r>
-        <w:t xml:space="preserve">Итоговые оценки вводятся только вручную. Оценка за КР хранится в решении по принятой версии КР; итоговая аттестация ссылается на это решение (ADR-020). Дата и оценка экзамена или отметка о зачёте хранятся в итоговой аттестации.</w:t>
+        <w:t xml:space="preserve">Тема КР хранится у студента в предмете в семестре: заполняется импортом списка группы (колонка «Тема КР») и редактируется в журнале (ADR-025).</w:t>
       </w:r>
     </w:p>
     <w:p>
-      <w:pPr>
-        <w:pStyle w:val="3"/>
-      </w:pPr>
-      <w:bookmarkStart w:id="1032" w:name="_Toc00001032"/>
-      <w:r>
-        <w:t xml:space="preserve">Дедлайны и автоматы</w:t>
-      </w:r>
-      <w:bookmarkEnd w:id="1032"/>
-    </w:p>
-    <w:p>
-      <w:r>
-        <w:t xml:space="preserve">Правила дедлайнов и автоматов (ADR-013):</w:t>
-      </w:r>
-    </w:p>
-    <w:p>
-      <w:pPr>
-        <w:pStyle w:val="05011"/>
-      </w:pPr>
-      <w:r>
-        <w:t xml:space="preserve">учебный семестр хранит календарь: начало зачётной недели и начало сессии;</w:t>
-      </w:r>
-    </w:p>
-    <w:p>
-      <w:pPr>
-        <w:pStyle w:val="05011"/>
-      </w:pPr>
-      <w:r>
-        <w:t xml:space="preserve">дедлайн ЛР — начало зачётной недели, КР — начало сессии; дедлайн отдельной работы переопределяется;</w:t>
-      </w:r>
-    </w:p>
-    <w:p>
-      <w:pPr>
-        <w:pStyle w:val="05011"/>
-      </w:pPr>
-      <w:r>
-        <w:t xml:space="preserve">работа принята в срок, если преподаватель принял её не позже дедлайна; дата сдачи студентом на признак не влияет;</w:t>
-      </w:r>
-    </w:p>
-    <w:p>
-      <w:pPr>
-        <w:pStyle w:val="05011"/>
-      </w:pPr>
-      <w:r>
-        <w:t xml:space="preserve">претендент на автомат — студент, у которого все ЛР приняты в срок и, если в предмете есть КР, КР принята в срок; признак вычисляется, а не хранится;</w:t>
-      </w:r>
-    </w:p>
-    <w:p>
-      <w:pPr>
-        <w:pStyle w:val="05011"/>
-      </w:pPr>
-      <w:r>
-        <w:t xml:space="preserve">автомат выставляет преподаватель одним действием для выбранных претендентов с подтверждением: «зачтено» для зачёта, «5» для экзамена и дифференцированного зачёта;</w:t>
-      </w:r>
-    </w:p>
-    <w:p>
-      <w:pPr>
-        <w:pStyle w:val="05011"/>
-      </w:pPr>
-      <w:r>
-        <w:t xml:space="preserve">за 7 и за 2 дня до дедлайна в ленте «Что ждёт от меня» появляется задача «N работ сданы, но не приняты».</w:t>
+      <w:r>
+        <w:t xml:space="preserve">Итоговые оценки вводятся только вручную. Оценка за КР хранится в решении по принятой версии КР; итоговая аттестация ссылается на это решение (ADR-020). Дата и оценка экзамена или отметка о зачёте хранятся в итоговой аттестации.</w:t>
       </w:r>
     </w:p>
     <w:p>
@@ -8540,18 +8642,61 @@
       </w:pPr>
       <w:bookmarkStart w:id="1033" w:name="_Toc00001033"/>
       <w:r>
-        <w:t xml:space="preserve">Уведомления студентам</w:t>
+        <w:t xml:space="preserve">Дедлайны и автоматы</w:t>
       </w:r>
       <w:bookmarkEnd w:id="1033"/>
     </w:p>
     <w:p>
       <w:r>
-        <w:t xml:space="preserve">Решения с флажком «отправить уведомление» накапливаются в черновике письма на пару «студент — предмет в семестре» (ADR-018). Письмо содержит блок по каждой работе: статус, оценку (если есть), замечания (если есть). Пока черновик не отправлен, новые решения по этому студенту и предмету добавляются в него.</w:t>
+        <w:t xml:space="preserve">Правила дедлайнов и автоматов (ADR-013):</w:t>
       </w:r>
     </w:p>
     <w:p>
-      <w:r>
-        <w:t xml:space="preserve">Письмо отправляется с ящика преподавателя, ведущего предмет, по SMTP только после явной отправки с экрана «Уведомления» или массовой отправки из журнала с предпросмотром. Решение «Лаба ОК» письмо не отправляет. Отправка выполняется через очередь с повторами; статусы письма: черновик, в очереди, отправлено, ошибка. Отметка «уведомление отправлено» с датой отображается в журнале (F19).</w:t>
+      <w:pPr>
+        <w:pStyle w:val="05011"/>
+      </w:pPr>
+      <w:r>
+        <w:t xml:space="preserve">учебный семестр хранит календарь: начало зачётной недели и начало сессии;</w:t>
+      </w:r>
+    </w:p>
+    <w:p>
+      <w:pPr>
+        <w:pStyle w:val="05011"/>
+      </w:pPr>
+      <w:r>
+        <w:t xml:space="preserve">дедлайн ЛР — начало зачётной недели, КР — начало сессии; дедлайн отдельной работы переопределяется;</w:t>
+      </w:r>
+    </w:p>
+    <w:p>
+      <w:pPr>
+        <w:pStyle w:val="05011"/>
+      </w:pPr>
+      <w:r>
+        <w:t xml:space="preserve">работа принята в срок, если преподаватель принял её не позже дедлайна; дата сдачи студентом на признак не влияет;</w:t>
+      </w:r>
+    </w:p>
+    <w:p>
+      <w:pPr>
+        <w:pStyle w:val="05011"/>
+      </w:pPr>
+      <w:r>
+        <w:t xml:space="preserve">претендент на автомат — студент, у которого все ЛР приняты в срок и, если в предмете есть КР, КР принята в срок; признак вычисляется, а не хранится;</w:t>
+      </w:r>
+    </w:p>
+    <w:p>
+      <w:pPr>
+        <w:pStyle w:val="05011"/>
+      </w:pPr>
+      <w:r>
+        <w:t xml:space="preserve">автомат выставляет преподаватель одним действием для выбранных претендентов с подтверждением: «зачтено» для зачёта, «5» для экзамена и дифференцированного зачёта;</w:t>
+      </w:r>
+    </w:p>
+    <w:p>
+      <w:pPr>
+        <w:pStyle w:val="05011"/>
+      </w:pPr>
+      <w:r>
+        <w:t xml:space="preserve">за 7 и за 2 дня до дедлайна в ленте «Что ждёт от меня» появляется задача «N работ сданы, но не приняты».</w:t>
       </w:r>
     </w:p>
     <w:p>
@@ -8560,9 +8705,29 @@
       </w:pPr>
       <w:bookmarkStart w:id="1034" w:name="_Toc00001034"/>
       <w:r>
+        <w:t xml:space="preserve">Уведомления студентам</w:t>
+      </w:r>
+      <w:bookmarkEnd w:id="1034"/>
+    </w:p>
+    <w:p>
+      <w:r>
+        <w:t xml:space="preserve">Решения с флажком «отправить уведомление» накапливаются в черновике письма на пару «студент — предмет в семестре» (ADR-018). Письмо содержит блок по каждой работе: статус, оценку (если есть), замечания (если есть). Пока черновик не отправлен, новые решения по этому студенту и предмету добавляются в него.</w:t>
+      </w:r>
+    </w:p>
+    <w:p>
+      <w:r>
+        <w:t xml:space="preserve">Письмо отправляется с ящика преподавателя, ведущего предмет, по SMTP только после явной отправки с экрана «Уведомления» или массовой отправки из журнала с предпросмотром. Решение «Лаба ОК» письмо не отправляет. Отправка выполняется через очередь с повторами; статусы письма: черновик, в очереди, отправлено, ошибка. Отметка «уведомление отправлено» с датой отображается в журнале (F19).</w:t>
+      </w:r>
+    </w:p>
+    <w:p>
+      <w:pPr>
+        <w:pStyle w:val="3"/>
+      </w:pPr>
+      <w:bookmarkStart w:id="1035" w:name="_Toc00001035"/>
+      <w:r>
         <w:t xml:space="preserve">Журналы Системы</w:t>
       </w:r>
-      <w:bookmarkEnd w:id="1034"/>
+      <w:bookmarkEnd w:id="1035"/>
     </w:p>
     <w:p>
       <w:r>
@@ -8594,7 +8759,7 @@
       <w:r>
         <w:t xml:space="preserve">Таблица </w:t>
       </w:r>
-      <w:bookmarkStart w:id="1035" w:name="_Ref_tbl_logs"/>
+      <w:bookmarkStart w:id="1036" w:name="_Ref_tbl_logs"/>
       <w:r>
         <w:fldChar w:fldCharType="begin"/>
       </w:r>
@@ -8628,7 +8793,7 @@
       <w:r>
         <w:fldChar w:fldCharType="end"/>
       </w:r>
-      <w:bookmarkEnd w:id="1035"/>
+      <w:bookmarkEnd w:id="1036"/>
       <w:r>
         <w:t xml:space="preserve"> – </w:t>
       </w:r>
@@ -8778,11 +8943,11 @@
       <w:pPr>
         <w:pStyle w:val="2"/>
       </w:pPr>
-      <w:bookmarkStart w:id="1036" w:name="_Toc00001036"/>
+      <w:bookmarkStart w:id="1037" w:name="_Toc00001037"/>
       <w:r>
         <w:t xml:space="preserve">Модель данных</w:t>
       </w:r>
-      <w:bookmarkEnd w:id="1036"/>
+      <w:bookmarkEnd w:id="1037"/>
     </w:p>
     <w:p>
       <w:r>
@@ -8814,7 +8979,7 @@
       <w:r>
         <w:t xml:space="preserve">Таблица </w:t>
       </w:r>
-      <w:bookmarkStart w:id="1037" w:name="_Ref_tbl_data"/>
+      <w:bookmarkStart w:id="1038" w:name="_Ref_tbl_data"/>
       <w:r>
         <w:fldChar w:fldCharType="begin"/>
       </w:r>
@@ -8848,7 +9013,7 @@
       <w:r>
         <w:fldChar w:fldCharType="end"/>
       </w:r>
-      <w:bookmarkEnd w:id="1037"/>
+      <w:bookmarkEnd w:id="1038"/>
       <w:r>
         <w:t xml:space="preserve"> – </w:t>
       </w:r>
@@ -8956,7 +9121,7 @@
               <w:pStyle w:val="033-"/>
             </w:pPr>
             <w:r>
-              <w:t xml:space="preserve">Подключения преподавателя: IMAP, SMTP, зашифрованный токен Яндекс Диска, интервал и признак автопроверки почты</w:t>
+              <w:t xml:space="preserve">Подключения преподавателя: IMAP, SMTP, зашифрованный токен Яндекс Диска, интервал и признак автопроверки почты, позиция чтения ящика (UIDVALIDITY, последний UID, дата начала)</w:t>
             </w:r>
           </w:p>
         </w:tc>
@@ -9018,7 +9183,7 @@
               <w:pStyle w:val="033-"/>
             </w:pPr>
             <w:r>
-              <w:t xml:space="preserve">Группа (название, направление, год набора), студент (ФИО, признак активности), адреса электронной почты студента (один или несколько)</w:t>
+              <w:t xml:space="preserve">Группа (название, направление, год набора), студент (ФИО, признак активности), адреса электронной почты студента (один или несколько) с источником: импорт, автоматически по письму, вручную</w:t>
             </w:r>
           </w:p>
         </w:tc>
@@ -9036,7 +9201,7 @@
               <w:pStyle w:val="033-"/>
             </w:pPr>
             <w:r>
-              <w:t xml:space="preserve">Term</w:t>
+              <w:t xml:space="preserve">CourseworkTopic</w:t>
             </w:r>
           </w:p>
         </w:tc>
@@ -9049,7 +9214,7 @@
               <w:pStyle w:val="033-"/>
             </w:pPr>
             <w:r>
-              <w:t xml:space="preserve">Учебный семестр: учебный год, осень или весна, начало зачётной недели, начало сессии</w:t>
+              <w:t xml:space="preserve">Тема КР студента в предмете в семестре</w:t>
             </w:r>
           </w:p>
         </w:tc>
@@ -9067,7 +9232,7 @@
               <w:pStyle w:val="033-"/>
             </w:pPr>
             <w:r>
-              <w:t xml:space="preserve">SubjectTerm, SubjectTermGroup</w:t>
+              <w:t xml:space="preserve">Term</w:t>
             </w:r>
           </w:p>
         </w:tc>
@@ -9080,7 +9245,7 @@
               <w:pStyle w:val="033-"/>
             </w:pPr>
             <w:r>
-              <w:t xml:space="preserve">Предмет в семестре: номер семестра, корневая папка на Диске, файлы заданий; группы, которым читается предмет</w:t>
+              <w:t xml:space="preserve">Учебный семестр: учебный год, осень или весна, начало зачётной недели, начало сессии</w:t>
             </w:r>
           </w:p>
         </w:tc>
@@ -9098,7 +9263,7 @@
               <w:pStyle w:val="033-"/>
             </w:pPr>
             <w:r>
-              <w:t xml:space="preserve">Assignment</w:t>
+              <w:t xml:space="preserve">SubjectTerm, SubjectTermGroup</w:t>
             </w:r>
           </w:p>
         </w:tc>
@@ -9111,7 +9276,7 @@
               <w:pStyle w:val="033-"/>
             </w:pPr>
             <w:r>
-              <w:t xml:space="preserve">Работа: ЛР или КР, номер, название, текст задания, чек-лист, признак ИИ-проверки, переопределённый дедлайн</w:t>
+              <w:t xml:space="preserve">Предмет в семестре: номер семестра, корневая папка на Диске, файлы заданий; группы, которым читается предмет</w:t>
             </w:r>
           </w:p>
         </w:tc>
@@ -9129,7 +9294,7 @@
               <w:pStyle w:val="033-"/>
             </w:pPr>
             <w:r>
-              <w:t xml:space="preserve">InboxMessage</w:t>
+              <w:t xml:space="preserve">Assignment</w:t>
             </w:r>
           </w:p>
         </w:tc>
@@ -9142,7 +9307,7 @@
               <w:pStyle w:val="033-"/>
             </w:pPr>
             <w:r>
-              <w:t xml:space="preserve">Входящее письмо: Message-ID (уникальный), отправитель, исходная тема, дата, распознанные группа, предмет в семестре, студент и номера работ, статус разбора (в том числе «распознано частично»)</w:t>
+              <w:t xml:space="preserve">Работа: ЛР или КР, номер, название, текст задания, чек-лист, признак ИИ-проверки, переопределённый дедлайн</w:t>
             </w:r>
           </w:p>
         </w:tc>
@@ -9160,7 +9325,7 @@
               <w:pStyle w:val="033-"/>
             </w:pPr>
             <w:r>
-              <w:t xml:space="preserve">InboxAttachment</w:t>
+              <w:t xml:space="preserve">InboxMessage</w:t>
             </w:r>
           </w:p>
         </w:tc>
@@ -9173,7 +9338,7 @@
               <w:pStyle w:val="033-"/>
             </w:pPr>
             <w:r>
-              <w:t xml:space="preserve">Вложение письма: порядковый номер, имя, тип, размер, SHA-256, путь во временной папке, работа и сдача по результату сопоставления, способ сопоставления, причина отказа</w:t>
+              <w:t xml:space="preserve">Входящее письмо: Message-ID (уникальный), отправитель, исходная тема, дата, распознанные группа, предмет в семестре, студент и номера работ, статус разбора (в том числе «распознано частично»)</w:t>
             </w:r>
           </w:p>
         </w:tc>
@@ -9191,7 +9356,7 @@
               <w:pStyle w:val="033-"/>
             </w:pPr>
             <w:r>
-              <w:t xml:space="preserve">Submission</w:t>
+              <w:t xml:space="preserve">InboxAttachment</w:t>
             </w:r>
           </w:p>
         </w:tc>
@@ -9204,7 +9369,7 @@
               <w:pStyle w:val="033-"/>
             </w:pPr>
             <w:r>
-              <w:t xml:space="preserve">Сдача одной работы: студент, работа, версия, дата получения, входящее письмо (одно письмо — несколько сдач), статус, признак актуальной версии</w:t>
+              <w:t xml:space="preserve">Вложение письма: порядковый номер, имя, тип, размер, SHA-256, путь во временной папке, признак принятия (PDF или DOCX), работа и сдача по результату сопоставления, способ сопоставления, причина отказа</w:t>
             </w:r>
           </w:p>
         </w:tc>
@@ -9222,7 +9387,7 @@
               <w:pStyle w:val="033-"/>
             </w:pPr>
             <w:r>
-              <w:t xml:space="preserve">SubmissionFile</w:t>
+              <w:t xml:space="preserve">Submission</w:t>
             </w:r>
           </w:p>
         </w:tc>
@@ -9235,7 +9400,7 @@
               <w:pStyle w:val="033-"/>
             </w:pPr>
             <w:r>
-              <w:t xml:space="preserve">Файл сдачи: вложение письма, имя, тип, размер, SHA-256, путь на Диске, извлечённый текст, источник текста</w:t>
+              <w:t xml:space="preserve">Сдача одной работы: студент, работа, версия, дата получения, входящее письмо (одно письмо — несколько сдач), статус, признак актуальной версии</w:t>
             </w:r>
           </w:p>
         </w:tc>
@@ -9253,7 +9418,7 @@
               <w:pStyle w:val="033-"/>
             </w:pPr>
             <w:r>
-              <w:t xml:space="preserve">AiCheck</w:t>
+              <w:t xml:space="preserve">SubmissionFile</w:t>
             </w:r>
           </w:p>
         </w:tc>
@@ -9266,7 +9431,7 @@
               <w:pStyle w:val="033-"/>
             </w:pPr>
             <w:r>
-              <w:t xml:space="preserve">ИИ-проверка: провайдер, модель, версия промта, время, результат JSON, предлагаемая оценка, статус</w:t>
+              <w:t xml:space="preserve">Файл сдачи: вложение письма, имя, тип, размер, SHA-256, путь на Диске, извлечённый текст, источник текста</w:t>
             </w:r>
           </w:p>
         </w:tc>
@@ -9284,7 +9449,7 @@
               <w:pStyle w:val="033-"/>
             </w:pPr>
             <w:r>
-              <w:t xml:space="preserve">Review</w:t>
+              <w:t xml:space="preserve">AiCheck</w:t>
             </w:r>
           </w:p>
         </w:tc>
@@ -9297,7 +9462,7 @@
               <w:pStyle w:val="033-"/>
             </w:pPr>
             <w:r>
-              <w:t xml:space="preserve">Решение преподавателя: принято или на доработку, оценка, замечания, дата, флажок уведомления, источник (карточка или быстрая отметка)</w:t>
+              <w:t xml:space="preserve">ИИ-проверка: провайдер, модель, версия промта, время, результат JSON, предлагаемая оценка, статус</w:t>
             </w:r>
           </w:p>
         </w:tc>
@@ -9315,7 +9480,7 @@
               <w:pStyle w:val="033-"/>
             </w:pPr>
             <w:r>
-              <w:t xml:space="preserve">FinalAssessment</w:t>
+              <w:t xml:space="preserve">Review</w:t>
             </w:r>
           </w:p>
         </w:tc>
@@ -9328,7 +9493,7 @@
               <w:pStyle w:val="033-"/>
             </w:pPr>
             <w:r>
-              <w:t xml:space="preserve">Итоговая аттестация: признак автомата, ссылка на решение по КР, экзамен (дата, оценка) или зачёт (дата, отметка)</w:t>
+              <w:t xml:space="preserve">Решение преподавателя: принято или на доработку, оценка, замечания, дата, флажок уведомления, источник (карточка или быстрая отметка)</w:t>
             </w:r>
           </w:p>
         </w:tc>
@@ -9346,7 +9511,7 @@
               <w:pStyle w:val="033-"/>
             </w:pPr>
             <w:r>
-              <w:t xml:space="preserve">Notification, NotificationItem</w:t>
+              <w:t xml:space="preserve">FinalAssessment</w:t>
             </w:r>
           </w:p>
         </w:tc>
@@ -9359,7 +9524,7 @@
               <w:pStyle w:val="033-"/>
             </w:pPr>
             <w:r>
-              <w:t xml:space="preserve">Письмо студенту по предмету в семестре (текст, статус, попытки, ошибка) и решения, вошедшие в письмо</w:t>
+              <w:t xml:space="preserve">Итоговая аттестация: признак автомата, ссылка на решение по КР, экзамен (дата, оценка) или зачёт (дата, отметка)</w:t>
             </w:r>
           </w:p>
         </w:tc>
@@ -9377,7 +9542,7 @@
               <w:pStyle w:val="033-"/>
             </w:pPr>
             <w:r>
-              <w:t xml:space="preserve">ProcessingStep</w:t>
+              <w:t xml:space="preserve">Notification, NotificationItem</w:t>
             </w:r>
           </w:p>
         </w:tc>
@@ -9390,7 +9555,7 @@
               <w:pStyle w:val="033-"/>
             </w:pPr>
             <w:r>
-              <w:t xml:space="preserve">Шаг конвейера по сдаче: статус, время, попытки, ошибка</w:t>
+              <w:t xml:space="preserve">Письмо студенту по предмету в семестре (текст, статус, попытки, ошибка) и решения, вошедшие в письмо</w:t>
             </w:r>
           </w:p>
         </w:tc>
@@ -9408,7 +9573,7 @@
               <w:pStyle w:val="033-"/>
             </w:pPr>
             <w:r>
-              <w:t xml:space="preserve">Comment</w:t>
+              <w:t xml:space="preserve">ProcessingStep</w:t>
             </w:r>
           </w:p>
         </w:tc>
@@ -9421,7 +9586,7 @@
               <w:pStyle w:val="033-"/>
             </w:pPr>
             <w:r>
-              <w:t xml:space="preserve">Комментарий по сдаче: автор (ИИ, преподаватель, система), вид (замечание, отправлено студенту, заметка), текст</w:t>
+              <w:t xml:space="preserve">Шаг конвейера по сдаче: статус, время, попытки, ошибка</w:t>
             </w:r>
           </w:p>
         </w:tc>
@@ -9439,6 +9604,37 @@
               <w:pStyle w:val="033-"/>
             </w:pPr>
             <w:r>
+              <w:t xml:space="preserve">Comment</w:t>
+            </w:r>
+          </w:p>
+        </w:tc>
+        <w:tc>
+          <w:tcPr>
+            <w:tcW w:w="7342" w:type="dxa"/>
+          </w:tcPr>
+          <w:p>
+            <w:pPr>
+              <w:pStyle w:val="033-"/>
+            </w:pPr>
+            <w:r>
+              <w:t xml:space="preserve">Комментарий по сдаче: автор (ИИ, преподаватель, система), вид (замечание, отправлено студенту, заметка), текст</w:t>
+            </w:r>
+          </w:p>
+        </w:tc>
+      </w:tr>
+      <w:tr>
+        <w:trPr>
+          <w:cantSplit/>
+        </w:trPr>
+        <w:tc>
+          <w:tcPr>
+            <w:tcW w:w="2579" w:type="dxa"/>
+          </w:tcPr>
+          <w:p>
+            <w:pPr>
+              <w:pStyle w:val="033-"/>
+            </w:pPr>
+            <w:r>
               <w:t xml:space="preserve">AttentionItem, EventLog, MailPollRun</w:t>
             </w:r>
           </w:p>
@@ -9452,7 +9648,7 @@
               <w:pStyle w:val="033-"/>
             </w:pPr>
             <w:r>
-              <w:t xml:space="preserve">Задачи «Что ждёт от меня», лента событий, история запусков проверки почты</w:t>
+              <w:t xml:space="preserve">Задачи «Что ждёт от меня», лента событий, история запусков проверки почты (получено, пропущено, распознано, не распознано)</w:t>
             </w:r>
           </w:p>
         </w:tc>
@@ -9494,11 +9690,11 @@
       <w:pPr>
         <w:pStyle w:val="2"/>
       </w:pPr>
-      <w:bookmarkStart w:id="1038" w:name="_Toc00001038"/>
+      <w:bookmarkStart w:id="1039" w:name="_Toc00001039"/>
       <w:r>
         <w:t xml:space="preserve">Пользовательский интерфейс</w:t>
       </w:r>
-      <w:bookmarkEnd w:id="1038"/>
+      <w:bookmarkEnd w:id="1039"/>
     </w:p>
     <w:p>
       <w:r>
@@ -9530,7 +9726,7 @@
       <w:r>
         <w:t xml:space="preserve">Таблица </w:t>
       </w:r>
-      <w:bookmarkStart w:id="1039" w:name="_Ref_tbl_ui"/>
+      <w:bookmarkStart w:id="1040" w:name="_Ref_tbl_ui"/>
       <w:r>
         <w:fldChar w:fldCharType="begin"/>
       </w:r>
@@ -9564,7 +9760,7 @@
       <w:r>
         <w:fldChar w:fldCharType="end"/>
       </w:r>
-      <w:bookmarkEnd w:id="1039"/>
+      <w:bookmarkEnd w:id="1040"/>
       <w:r>
         <w:t xml:space="preserve"> – </w:t>
       </w:r>
@@ -9962,11 +10158,11 @@
       <w:pPr>
         <w:pStyle w:val="2"/>
       </w:pPr>
-      <w:bookmarkStart w:id="1040" w:name="_Toc00001040"/>
+      <w:bookmarkStart w:id="1041" w:name="_Toc00001041"/>
       <w:r>
         <w:t xml:space="preserve">Режимы функционирования и регламент</w:t>
       </w:r>
-      <w:bookmarkEnd w:id="1040"/>
+      <w:bookmarkEnd w:id="1041"/>
     </w:p>
     <w:p>
       <w:r>
@@ -9998,7 +10194,7 @@
       <w:r>
         <w:t xml:space="preserve">Таблица </w:t>
       </w:r>
-      <w:bookmarkStart w:id="1041" w:name="_Ref_tbl_reg"/>
+      <w:bookmarkStart w:id="1042" w:name="_Ref_tbl_reg"/>
       <w:r>
         <w:fldChar w:fldCharType="begin"/>
       </w:r>
@@ -10032,7 +10228,7 @@
       <w:r>
         <w:fldChar w:fldCharType="end"/>
       </w:r>
-      <w:bookmarkEnd w:id="1041"/>
+      <w:bookmarkEnd w:id="1042"/>
       <w:r>
         <w:t xml:space="preserve"> – </w:t>
       </w:r>
@@ -10306,11 +10502,11 @@
       <w:pPr>
         <w:pStyle w:val="2"/>
       </w:pPr>
-      <w:bookmarkStart w:id="1042" w:name="_Toc00001042"/>
+      <w:bookmarkStart w:id="1043" w:name="_Toc00001043"/>
       <w:r>
         <w:t xml:space="preserve">Взаимодействие с внешними системами</w:t>
       </w:r>
-      <w:bookmarkEnd w:id="1042"/>
+      <w:bookmarkEnd w:id="1043"/>
     </w:p>
     <w:p>
       <w:r>
@@ -10342,7 +10538,7 @@
       <w:r>
         <w:t xml:space="preserve">Таблица </w:t>
       </w:r>
-      <w:bookmarkStart w:id="1043" w:name="_Ref_tbl_ext"/>
+      <w:bookmarkStart w:id="1044" w:name="_Ref_tbl_ext"/>
       <w:r>
         <w:fldChar w:fldCharType="begin"/>
       </w:r>
@@ -10376,7 +10572,7 @@
       <w:r>
         <w:fldChar w:fldCharType="end"/>
       </w:r>
-      <w:bookmarkEnd w:id="1043"/>
+      <w:bookmarkEnd w:id="1044"/>
       <w:r>
         <w:t xml:space="preserve"> – </w:t>
       </w:r>
@@ -10454,7 +10650,7 @@
               <w:pStyle w:val="033-"/>
             </w:pPr>
             <w:r>
-              <w:t xml:space="preserve">Почтовый ящик преподавателя (почтовый сервер вуза)</w:t>
+              <w:t xml:space="preserve">Рабочий почтовый ящик преподавателя (почтовый сервер вуза)</w:t>
             </w:r>
           </w:p>
         </w:tc>
@@ -10467,7 +10663,7 @@
               <w:pStyle w:val="033-"/>
             </w:pPr>
             <w:r>
-              <w:t xml:space="preserve">IMAP (приём), SMTP (отправка)</w:t>
+              <w:t xml:space="preserve">IMAP (приём, без изменения ящика), SMTP (отправка)</w:t>
             </w:r>
           </w:p>
         </w:tc>
@@ -10480,7 +10676,7 @@
               <w:pStyle w:val="033-"/>
             </w:pPr>
             <w:r>
-              <w:t xml:space="preserve">Входящие письма студентов с вложениями; исходящие уведомления. Параметры SMTP — [уточнить у администраторов вуза]</w:t>
+              <w:t xml:space="preserve">Входящие письма студентов с вложениями (отбираются из всей почты); исходящие уведомления. Параметры SMTP — [уточнить у администраторов вуза]</w:t>
             </w:r>
           </w:p>
         </w:tc>
@@ -10579,11 +10775,11 @@
       <w:pPr>
         <w:pStyle w:val="2"/>
       </w:pPr>
-      <w:bookmarkStart w:id="1044" w:name="_Toc00001044"/>
+      <w:bookmarkStart w:id="1045" w:name="_Toc00001045"/>
       <w:r>
         <w:t xml:space="preserve">Информационная безопасность и персональные данные</w:t>
       </w:r>
-      <w:bookmarkEnd w:id="1044"/>
+      <w:bookmarkEnd w:id="1045"/>
     </w:p>
     <w:p>
       <w:r>
@@ -10651,6 +10847,14 @@
         <w:pStyle w:val="05011"/>
       </w:pPr>
       <w:r>
+        <w:t xml:space="preserve">письма рабочего ящика без вложений PDF и DOCX не сохраняются; по письмам с такими вложениями без признаков сдачи хранятся только заголовки до решения преподавателя (ADR-024);</w:t>
+      </w:r>
+    </w:p>
+    <w:p>
+      <w:pPr>
+        <w:pStyle w:val="05011"/>
+      </w:pPr>
+      <w:r>
         <w:t xml:space="preserve">Система не удаляет, не переименовывает и не перезаписывает файлы на Яндекс Диске преподавателя.</w:t>
       </w:r>
     </w:p>
@@ -10663,11 +10867,11 @@
       <w:pPr>
         <w:pStyle w:val="2"/>
       </w:pPr>
-      <w:bookmarkStart w:id="1045" w:name="_Toc00001045"/>
+      <w:bookmarkStart w:id="1046" w:name="_Toc00001046"/>
       <w:r>
         <w:t xml:space="preserve">Ограничения</w:t>
       </w:r>
-      <w:bookmarkEnd w:id="1045"/>
+      <w:bookmarkEnd w:id="1046"/>
     </w:p>
     <w:p>
       <w:r>
@@ -10715,21 +10919,21 @@
       <w:pPr>
         <w:pStyle w:val="1"/>
       </w:pPr>
-      <w:bookmarkStart w:id="1046" w:name="_Toc00001046"/>
+      <w:bookmarkStart w:id="1047" w:name="_Toc00001047"/>
       <w:r>
         <w:t xml:space="preserve">Комплектность</w:t>
       </w:r>
-      <w:bookmarkEnd w:id="1046"/>
+      <w:bookmarkEnd w:id="1047"/>
     </w:p>
     <w:p>
       <w:pPr>
         <w:pStyle w:val="2"/>
       </w:pPr>
-      <w:bookmarkStart w:id="1047" w:name="_Toc00001047"/>
+      <w:bookmarkStart w:id="1048" w:name="_Toc00001048"/>
       <w:r>
         <w:t xml:space="preserve">Программное обеспечение</w:t>
       </w:r>
-      <w:bookmarkEnd w:id="1047"/>
+      <w:bookmarkEnd w:id="1048"/>
     </w:p>
     <w:p>
       <w:r>
@@ -10761,7 +10965,7 @@
       <w:r>
         <w:t xml:space="preserve">Таблица </w:t>
       </w:r>
-      <w:bookmarkStart w:id="1048" w:name="_Ref_tbl_sw"/>
+      <w:bookmarkStart w:id="1049" w:name="_Ref_tbl_sw"/>
       <w:r>
         <w:fldChar w:fldCharType="begin"/>
       </w:r>
@@ -10795,7 +10999,7 @@
       <w:r>
         <w:fldChar w:fldCharType="end"/>
       </w:r>
-      <w:bookmarkEnd w:id="1048"/>
+      <w:bookmarkEnd w:id="1049"/>
       <w:r>
         <w:t xml:space="preserve"> – </w:t>
       </w:r>
@@ -11350,11 +11554,11 @@
       <w:pPr>
         <w:pStyle w:val="2"/>
       </w:pPr>
-      <w:bookmarkStart w:id="1049" w:name="_Toc00001049"/>
+      <w:bookmarkStart w:id="1050" w:name="_Toc00001050"/>
       <w:r>
         <w:t xml:space="preserve">Технические средства</w:t>
       </w:r>
-      <w:bookmarkEnd w:id="1049"/>
+      <w:bookmarkEnd w:id="1050"/>
     </w:p>
     <w:p>
       <w:r>
@@ -11365,11 +11569,11 @@
       <w:pPr>
         <w:pStyle w:val="2"/>
       </w:pPr>
-      <w:bookmarkStart w:id="1050" w:name="_Toc00001050"/>
+      <w:bookmarkStart w:id="1051" w:name="_Toc00001051"/>
       <w:r>
         <w:t xml:space="preserve">Состав развёртывания</w:t>
       </w:r>
-      <w:bookmarkEnd w:id="1050"/>
+      <w:bookmarkEnd w:id="1051"/>
     </w:p>
     <w:p>
       <w:r>
@@ -11401,7 +11605,7 @@
       <w:r>
         <w:t xml:space="preserve">Таблица </w:t>
       </w:r>
-      <w:bookmarkStart w:id="1051" w:name="_Ref_tbl_deploy"/>
+      <w:bookmarkStart w:id="1052" w:name="_Ref_tbl_deploy"/>
       <w:r>
         <w:fldChar w:fldCharType="begin"/>
       </w:r>
@@ -11435,7 +11639,7 @@
       <w:r>
         <w:fldChar w:fldCharType="end"/>
       </w:r>
-      <w:bookmarkEnd w:id="1051"/>
+      <w:bookmarkEnd w:id="1052"/>
       <w:r>
         <w:t xml:space="preserve"> – </w:t>
       </w:r>
@@ -11590,11 +11794,11 @@
       <w:pPr>
         <w:pStyle w:val="2"/>
       </w:pPr>
-      <w:bookmarkStart w:id="1052" w:name="_Toc00001052"/>
+      <w:bookmarkStart w:id="1053" w:name="_Toc00001053"/>
       <w:r>
         <w:t xml:space="preserve">Документация</w:t>
       </w:r>
-      <w:bookmarkEnd w:id="1052"/>
+      <w:bookmarkEnd w:id="1053"/>
     </w:p>
     <w:p>
       <w:r>
@@ -11639,26 +11843,6 @@
       </w:pPr>
       <w:r>
         <w:t xml:space="preserve">руководство по развёртыванию и администрированию — [уточнить: разрабатывается на этапе 8].</w:t>
-      </w:r>
-    </w:p>
-    <w:p>
-      <w:r>
-        <w:br w:type="page"/>
-      </w:r>
-    </w:p>
-    <w:p>
-      <w:pPr>
-        <w:pStyle w:val="1"/>
-      </w:pPr>
-      <w:bookmarkStart w:id="1053" w:name="_Toc00001053"/>
-      <w:r>
-        <w:t xml:space="preserve">Свидетельство о приёмке</w:t>
-      </w:r>
-      <w:bookmarkEnd w:id="1053"/>
-    </w:p>
-    <w:p>
-      <w:r>
-        <w:t xml:space="preserve">Акт о вводе Системы в эксплуатацию не оформлен: Система находится на стадии разработки (этап 1). Сведения вносятся после пилотной эксплуатации (этап 8): дата акта, подписанты, версия Системы — [уточнить].</w:t>
       </w:r>
     </w:p>
     <w:p>
@@ -11672,13 +11856,13 @@
       </w:pPr>
       <w:bookmarkStart w:id="1054" w:name="_Toc00001054"/>
       <w:r>
-        <w:t xml:space="preserve">Гарантии разработчика</w:t>
+        <w:t xml:space="preserve">Свидетельство о приёмке</w:t>
       </w:r>
       <w:bookmarkEnd w:id="1054"/>
     </w:p>
     <w:p>
       <w:r>
-        <w:t xml:space="preserve">[уточнить: разработчик Системы, гарантийные обязательства и порядок сопровождения].</w:t>
+        <w:t xml:space="preserve">Акт о вводе Системы в эксплуатацию не оформлен: Система находится на стадии разработки (этап 1). Сведения вносятся после пилотной эксплуатации (этап 8): дата акта, подписанты, версия Системы — [уточнить].</w:t>
       </w:r>
     </w:p>
     <w:p>
@@ -11692,9 +11876,29 @@
       </w:pPr>
       <w:bookmarkStart w:id="1055" w:name="_Toc00001055"/>
       <w:r>
+        <w:t xml:space="preserve">Гарантии разработчика</w:t>
+      </w:r>
+      <w:bookmarkEnd w:id="1055"/>
+    </w:p>
+    <w:p>
+      <w:r>
+        <w:t xml:space="preserve">[уточнить: разработчик Системы, гарантийные обязательства и порядок сопровождения].</w:t>
+      </w:r>
+    </w:p>
+    <w:p>
+      <w:r>
+        <w:br w:type="page"/>
+      </w:r>
+    </w:p>
+    <w:p>
+      <w:pPr>
+        <w:pStyle w:val="1"/>
+      </w:pPr>
+      <w:bookmarkStart w:id="1056" w:name="_Toc00001056"/>
+      <w:r>
         <w:t xml:space="preserve">Сведения о рекламациях</w:t>
       </w:r>
-      <w:bookmarkEnd w:id="1055"/>
+      <w:bookmarkEnd w:id="1056"/>
     </w:p>
     <w:p>
       <w:r>
@@ -11726,7 +11930,7 @@
       <w:r>
         <w:t xml:space="preserve">Таблица </w:t>
       </w:r>
-      <w:bookmarkStart w:id="1056" w:name="_Ref_tbl_recl"/>
+      <w:bookmarkStart w:id="1057" w:name="_Ref_tbl_recl"/>
       <w:r>
         <w:fldChar w:fldCharType="begin"/>
       </w:r>
@@ -11760,7 +11964,7 @@
       <w:r>
         <w:fldChar w:fldCharType="end"/>
       </w:r>
-      <w:bookmarkEnd w:id="1056"/>
+      <w:bookmarkEnd w:id="1057"/>
       <w:r>
         <w:t xml:space="preserve"> – </w:t>
       </w:r>
@@ -11870,15 +12074,15 @@
         <w:ind w:left="0" w:firstLine="0"/>
         <w:jc w:val="center"/>
       </w:pPr>
-      <w:bookmarkStart w:id="1057" w:name="_Toc00001057"/>
+      <w:bookmarkStart w:id="1058" w:name="_Toc00001058"/>
       <w:r>
         <w:t xml:space="preserve">Приложение А. Нерешённые задачи</w:t>
       </w:r>
-      <w:bookmarkEnd w:id="1057"/>
+      <w:bookmarkEnd w:id="1058"/>
     </w:p>
     <w:p>
       <w:r>
-        <w:t xml:space="preserve">Открытые вопросы в журнале решений закрыты (Q1–Q14). Нерешённые задачи на дату составления паспорта приведены в таблице </w:t>
+        <w:t xml:space="preserve">Открытые вопросы и нерешённые задачи на дату составления паспорта приведены в таблице </w:t>
       </w:r>
       <w:r>
         <w:fldChar w:fldCharType="begin"/>
@@ -11906,11 +12110,11 @@
       <w:r>
         <w:t xml:space="preserve">Таблица </w:t>
       </w:r>
-      <w:bookmarkStart w:id="1058" w:name="_Ref_tbl_open"/>
+      <w:bookmarkStart w:id="1059" w:name="_Ref_tbl_open"/>
       <w:r>
         <w:t xml:space="preserve">А.1</w:t>
       </w:r>
-      <w:bookmarkEnd w:id="1058"/>
+      <w:bookmarkEnd w:id="1059"/>
       <w:r>
         <w:t xml:space="preserve"> – </w:t>
       </w:r>
@@ -11988,6 +12192,94 @@
               <w:pStyle w:val="033-"/>
             </w:pPr>
             <w:r>
+              <w:t xml:space="preserve">Q16</w:t>
+            </w:r>
+          </w:p>
+        </w:tc>
+        <w:tc>
+          <w:tcPr>
+            <w:tcW w:w="4960" w:type="dxa"/>
+          </w:tcPr>
+          <w:p>
+            <w:pPr>
+              <w:pStyle w:val="033-"/>
+            </w:pPr>
+            <w:r>
+              <w:t xml:space="preserve">Поиск шаблона «группа – предмет – ФИО – работа» не только в теме письма, но и в имени вложения: задания требуют так называть файл</w:t>
+            </w:r>
+          </w:p>
+        </w:tc>
+        <w:tc>
+          <w:tcPr>
+            <w:tcW w:w="3969" w:type="dxa"/>
+          </w:tcPr>
+          <w:p>
+            <w:pPr>
+              <w:pStyle w:val="033-"/>
+            </w:pPr>
+            <w:r>
+              <w:t xml:space="preserve">Доля писем, распознанных без ручного сопоставления</w:t>
+            </w:r>
+          </w:p>
+        </w:tc>
+      </w:tr>
+      <w:tr>
+        <w:trPr>
+          <w:cantSplit/>
+        </w:trPr>
+        <w:tc>
+          <w:tcPr>
+            <w:tcW w:w="992" w:type="dxa"/>
+          </w:tcPr>
+          <w:p>
+            <w:pPr>
+              <w:pStyle w:val="033-"/>
+            </w:pPr>
+            <w:r>
+              <w:t xml:space="preserve">Q18</w:t>
+            </w:r>
+          </w:p>
+        </w:tc>
+        <w:tc>
+          <w:tcPr>
+            <w:tcW w:w="4960" w:type="dxa"/>
+          </w:tcPr>
+          <w:p>
+            <w:pPr>
+              <w:pStyle w:val="033-"/>
+            </w:pPr>
+            <w:r>
+              <w:t xml:space="preserve">Значение «ЦОО» в требованиях к КР (отдельный поток или форма обучения)</w:t>
+            </w:r>
+          </w:p>
+        </w:tc>
+        <w:tc>
+          <w:tcPr>
+            <w:tcW w:w="3969" w:type="dxa"/>
+          </w:tcPr>
+          <w:p>
+            <w:pPr>
+              <w:pStyle w:val="033-"/>
+            </w:pPr>
+            <w:r>
+              <w:t xml:space="preserve">Справочник групп и предметов</w:t>
+            </w:r>
+          </w:p>
+        </w:tc>
+      </w:tr>
+      <w:tr>
+        <w:trPr>
+          <w:cantSplit/>
+        </w:trPr>
+        <w:tc>
+          <w:tcPr>
+            <w:tcW w:w="992" w:type="dxa"/>
+          </w:tcPr>
+          <w:p>
+            <w:pPr>
+              <w:pStyle w:val="033-"/>
+            </w:pPr>
+            <w:r>
               <w:t xml:space="preserve">В</w:t>
             </w:r>
           </w:p>
@@ -12001,7 +12293,7 @@
               <w:pStyle w:val="033-"/>
             </w:pPr>
             <w:r>
-              <w:t xml:space="preserve">Недорисованные макеты (ревью макетов, группа В): журнал предмета с зачётом, тёмная тема, мобильная сводка, вид без прав администратора, пустые состояния, ввод итоговой ячейки в таблице</w:t>
+              <w:t xml:space="preserve">Макеты: тёмная тема, вкладка «Проверки почты», пустые состояния</w:t>
             </w:r>
           </w:p>
         </w:tc>
